--- a/fuentes/72220102_CF01_DU.docx
+++ b/fuentes/72220102_CF01_DU.docx
@@ -4454,10 +4454,10 @@
           <w:noProof/>
         </w:rPr>
         <w:drawing>
-          <wp:inline distT="0" distB="0" distL="0" distR="0" wp14:anchorId="1973F5CE" wp14:editId="10A99258">
+          <wp:inline distT="0" distB="0" distL="0" distR="0" wp14:anchorId="1973F5CE" wp14:editId="55CE10A0">
             <wp:extent cx="4680000" cy="2614950"/>
             <wp:effectExtent l="0" t="0" r="0" b="0"/>
-            <wp:docPr id="2" name="Picture 2" descr="Ilustración anatómica de la porción anterior del sistema digestivo de una gallina en corte longitudinal, con identificación del pico, la cavidad oral, la lengua, las glándulas salivales, el esófago y el buche, estructuras responsables de la captura, lubricación, deglución y almacenamiento temporal del alimento." title="Ilustración anatómica de la porción anterior del sistema digestivo de una gallina en corte longitudinal, con identificación del pico, la cavidad oral, la lengua, las glándulas salivales, el esófago y el buche, estructuras responsables de la captura, lubricación, deglución y almacenamiento temporal del alimento."/>
+            <wp:docPr id="2" name="Picture 2" descr="Ilustración anatómica de la porción anterior del sistema digestivo de una gallina en corte longitudinal, con identificación del pico, la cavidad oral, la lengua, las glándulas salivales, el esófago y el buche, estructuras responsables de la captura, lubricación, deglución y almacenamiento temporal del alimento.&#10;"/>
             <wp:cNvGraphicFramePr>
               <a:graphicFrameLocks xmlns:a="http://schemas.openxmlformats.org/drawingml/2006/main" noChangeAspect="1"/>
             </wp:cNvGraphicFramePr>
@@ -4465,7 +4465,7 @@
               <a:graphicData uri="http://schemas.openxmlformats.org/drawingml/2006/picture">
                 <pic:pic xmlns:pic="http://schemas.openxmlformats.org/drawingml/2006/picture">
                   <pic:nvPicPr>
-                    <pic:cNvPr id="0" name="image.png"/>
+                    <pic:cNvPr id="2" name="Picture 2" descr="Ilustración anatómica de la porción anterior del sistema digestivo de una gallina en corte longitudinal, con identificación del pico, la cavidad oral, la lengua, las glándulas salivales, el esófago y el buche, estructuras responsables de la captura, lubricación, deglución y almacenamiento temporal del alimento.&#10;"/>
                     <pic:cNvPicPr/>
                   </pic:nvPicPr>
                   <pic:blipFill>
@@ -4885,10 +4885,10 @@
           <w:noProof/>
         </w:rPr>
         <w:drawing>
-          <wp:inline distT="0" distB="0" distL="0" distR="0" wp14:anchorId="43DC07B5" wp14:editId="0B1BE9C6">
+          <wp:inline distT="0" distB="0" distL="0" distR="0" wp14:anchorId="43DC07B5" wp14:editId="1F54465F">
             <wp:extent cx="3266740" cy="4371975"/>
             <wp:effectExtent l="0" t="0" r="0" b="0"/>
-            <wp:docPr id="4" name="Picture 4" descr="Ilustración anatómica de la porción posterior del sistema digestivo de una gallina con el yeyuno, el íleon, los ciegos, el intestino grueso y la cloaca, estructuras relacionadas con la absorción de nutrientes y agua, la fermentación de la fibra, la formación de las heces y la eliminación de los desechos." title="Ilustración anatómica de la porción posterior del sistema digestivo de una gallina con el yeyuno, el íleon, los ciegos, el intestino grueso y la cloaca, estructuras relacionadas con la absorción de nutrientes y agua, la fermentación de la fibra, la formación de las heces y la eliminación de los desechos."/>
+            <wp:docPr id="4" name="Picture 4" descr="Ilustración anatómica de la porción posterior del sistema digestivo de una gallina con el yeyuno, el íleon, los ciegos, el intestino grueso y la cloaca, estructuras relacionadas con la absorción de nutrientes y agua, la fermentación de la fibra, la formación de las heces y la eliminación de los desechos."/>
             <wp:cNvGraphicFramePr>
               <a:graphicFrameLocks xmlns:a="http://schemas.openxmlformats.org/drawingml/2006/main" noChangeAspect="1"/>
             </wp:cNvGraphicFramePr>
@@ -4896,7 +4896,7 @@
               <a:graphicData uri="http://schemas.openxmlformats.org/drawingml/2006/picture">
                 <pic:pic xmlns:pic="http://schemas.openxmlformats.org/drawingml/2006/picture">
                   <pic:nvPicPr>
-                    <pic:cNvPr id="0" name="image.png"/>
+                    <pic:cNvPr id="4" name="Picture 4" descr="Ilustración anatómica de la porción posterior del sistema digestivo de una gallina con el yeyuno, el íleon, los ciegos, el intestino grueso y la cloaca, estructuras relacionadas con la absorción de nutrientes y agua, la fermentación de la fibra, la formación de las heces y la eliminación de los desechos."/>
                     <pic:cNvPicPr/>
                   </pic:nvPicPr>
                   <pic:blipFill>
@@ -5847,10 +5847,10 @@
           <w:noProof/>
         </w:rPr>
         <w:drawing>
-          <wp:inline distT="0" distB="0" distL="0" distR="0" wp14:anchorId="58049E7A" wp14:editId="44409F3D">
+          <wp:inline distT="0" distB="0" distL="0" distR="0" wp14:anchorId="58049E7A" wp14:editId="71BD091D">
             <wp:extent cx="4680000" cy="2613951"/>
             <wp:effectExtent l="0" t="0" r="0" b="0"/>
-            <wp:docPr id="5" name="Picture 5" descr="Diagrama del proceso digestivo de una gallina que integra las etapas de ingestión, digestión, absorción, transporte, metabolismo y excreción, mediante ilustraciones de los órganos digestivos y flechas que representan el recorrido del alimento y el aprovechamiento de los nutrientes por el organismo." title="Diagrama del proceso digestivo de una gallina que integra las etapas de ingestión, digestión, absorción, transporte, metabolismo y excreción, mediante ilustraciones de los órganos digestivos y flechas que representan el recorrido del alimento y el aprovechamiento de los nutrientes por el organismo."/>
+            <wp:docPr id="5" name="Picture 5" descr="Diagrama del proceso digestivo de una gallina que integra las etapas de ingestión, digestión, absorción, transporte, metabolismo y excreción, mediante ilustraciones de los órganos digestivos y flechas que representan el recorrido del alimento y el aprovechamiento de los nutrientes por el organismo.&#10;&#10;"/>
             <wp:cNvGraphicFramePr>
               <a:graphicFrameLocks xmlns:a="http://schemas.openxmlformats.org/drawingml/2006/main" noChangeAspect="1"/>
             </wp:cNvGraphicFramePr>
@@ -5858,7 +5858,7 @@
               <a:graphicData uri="http://schemas.openxmlformats.org/drawingml/2006/picture">
                 <pic:pic xmlns:pic="http://schemas.openxmlformats.org/drawingml/2006/picture">
                   <pic:nvPicPr>
-                    <pic:cNvPr id="0" name="image.png"/>
+                    <pic:cNvPr id="5" name="Picture 5" descr="Diagrama del proceso digestivo de una gallina que integra las etapas de ingestión, digestión, absorción, transporte, metabolismo y excreción, mediante ilustraciones de los órganos digestivos y flechas que representan el recorrido del alimento y el aprovechamiento de los nutrientes por el organismo.&#10;&#10;"/>
                     <pic:cNvPicPr/>
                   </pic:nvPicPr>
                   <pic:blipFill>
@@ -22503,6 +22503,19 @@
 </file>
 
 <file path=customXml/item2.xml><?xml version="1.0" encoding="utf-8"?>
+<?mso-contentType ?>
+<FormTemplates xmlns="http://schemas.microsoft.com/sharepoint/v3/contenttype/forms">
+  <Display>DocumentLibraryForm</Display>
+  <Edit>DocumentLibraryForm</Edit>
+  <New>DocumentLibraryForm</New>
+</FormTemplates>
+</file>
+
+<file path=customXml/item3.xml><?xml version="1.0" encoding="utf-8"?>
+<b:Sources xmlns:b="http://schemas.openxmlformats.org/officeDocument/2006/bibliography" xmlns="http://schemas.openxmlformats.org/officeDocument/2006/bibliography" SelectedStyle="\APASixthEditionOfficeOnline.xsl" StyleName="APA" Version="6"/>
+</file>
+
+<file path=customXml/item4.xml><?xml version="1.0" encoding="utf-8"?>
 <ct:contentTypeSchema xmlns:ct="http://schemas.microsoft.com/office/2006/metadata/contentType" xmlns:ma="http://schemas.microsoft.com/office/2006/metadata/properties/metaAttributes" ct:_="" ma:_="" ma:contentTypeName="Documento" ma:contentTypeID="0x0101006A81D6BD42E8DF4C91013959704817E1" ma:contentTypeVersion="15" ma:contentTypeDescription="Crear nuevo documento." ma:contentTypeScope="" ma:versionID="bf4f72ffd194f0963ff564daca6869f7">
   <xsd:schema xmlns:xsd="http://www.w3.org/2001/XMLSchema" xmlns:xs="http://www.w3.org/2001/XMLSchema" xmlns:p="http://schemas.microsoft.com/office/2006/metadata/properties" xmlns:ns2="13c90a0b-73bc-4dc0-be5f-28d77b615beb" xmlns:ns3="13c93bba-48ce-428c-bfe5-88b42c19b028" targetNamespace="http://schemas.microsoft.com/office/2006/metadata/properties" ma:root="true" ma:fieldsID="8718d6f4873a5b1392a45044efa78385" ns2:_="" ns3:_="">
     <xsd:import namespace="13c90a0b-73bc-4dc0-be5f-28d77b615beb"/>
@@ -22737,19 +22750,6 @@
 </ct:contentTypeSchema>
 </file>
 
-<file path=customXml/item3.xml><?xml version="1.0" encoding="utf-8"?>
-<b:Sources xmlns:b="http://schemas.openxmlformats.org/officeDocument/2006/bibliography" xmlns="http://schemas.openxmlformats.org/officeDocument/2006/bibliography" SelectedStyle="\APASixthEditionOfficeOnline.xsl" StyleName="APA" Version="6"/>
-</file>
-
-<file path=customXml/item4.xml><?xml version="1.0" encoding="utf-8"?>
-<?mso-contentType ?>
-<FormTemplates xmlns="http://schemas.microsoft.com/sharepoint/v3/contenttype/forms">
-  <Display>DocumentLibraryForm</Display>
-  <Edit>DocumentLibraryForm</Edit>
-  <New>DocumentLibraryForm</New>
-</FormTemplates>
-</file>
-
 <file path=customXml/itemProps1.xml><?xml version="1.0" encoding="utf-8"?>
 <ds:datastoreItem xmlns:ds="http://schemas.openxmlformats.org/officeDocument/2006/customXml" ds:itemID="{1279454D-02BE-4A9C-A117-DCD1573E2608}">
   <ds:schemaRefs>
@@ -22762,7 +22762,11 @@
 </file>
 
 <file path=customXml/itemProps2.xml><?xml version="1.0" encoding="utf-8"?>
-<ds:datastoreItem xmlns:ds="http://schemas.openxmlformats.org/officeDocument/2006/customXml" ds:itemID="{82A0FC18-CEB9-4878-8157-AC77D286F040}"/>
+<ds:datastoreItem xmlns:ds="http://schemas.openxmlformats.org/officeDocument/2006/customXml" ds:itemID="{10663269-2064-4804-8290-36D4A57F5557}">
+  <ds:schemaRefs>
+    <ds:schemaRef ds:uri="http://schemas.microsoft.com/sharepoint/v3/contenttype/forms"/>
+  </ds:schemaRefs>
+</ds:datastoreItem>
 </file>
 
 <file path=customXml/itemProps3.xml><?xml version="1.0" encoding="utf-8"?>
@@ -22774,9 +22778,5 @@
 </file>
 
 <file path=customXml/itemProps4.xml><?xml version="1.0" encoding="utf-8"?>
-<ds:datastoreItem xmlns:ds="http://schemas.openxmlformats.org/officeDocument/2006/customXml" ds:itemID="{10663269-2064-4804-8290-36D4A57F5557}">
-  <ds:schemaRefs>
-    <ds:schemaRef ds:uri="http://schemas.microsoft.com/sharepoint/v3/contenttype/forms"/>
-  </ds:schemaRefs>
-</ds:datastoreItem>
+<ds:datastoreItem xmlns:ds="http://schemas.openxmlformats.org/officeDocument/2006/customXml" ds:itemID="{6ACC67BF-5A31-4DC7-9F0D-2E9BABF1568D}"/>
 </file>